--- a/docs/demo/video_script.docx
+++ b/docs/demo/video_script.docx
@@ -15,7 +15,7 @@
           <w:sz w:val="36"/>
           <w:szCs w:val="36"/>
         </w:rPr>
-        <w:t xml:space="preserve">Recorded Demo — narration script (8:00)</w:t>
+        <w:t xml:space="preserve">Recorded Demo — narration script (8:30)</w:t>
       </w:r>
     </w:p>
     <w:p>
@@ -464,7 +464,7 @@
           <w:sz w:val="20"/>
           <w:szCs w:val="20"/>
         </w:rPr>
-        <w:t xml:space="preserve"> folder, then notebook 01 running the clip stage, then the clips folder filling, then </w:t>
+        <w:t xml:space="preserve"> folder, then </w:t>
       </w:r>
       <w:r>
         <w:rPr>
@@ -475,6 +475,27 @@
           <w:sz w:val="16"/>
           <w:szCs w:val="16"/>
         </w:rPr>
+        <w:t xml:space="preserve">01_metadata_pipeline.ipynb</w:t>
+      </w:r>
+      <w:r>
+        <w:rPr>
+          <w:i/>
+          <w:iCs/>
+          <w:color w:val="52514E"/>
+          <w:sz w:val="20"/>
+          <w:szCs w:val="20"/>
+        </w:rPr>
+        <w:t xml:space="preserve"> running the clip stage, then the clips folder filling, then </w:t>
+      </w:r>
+      <w:r>
+        <w:rPr>
+          <w:rFonts w:ascii="Consolas" w:cs="Consolas" w:eastAsia="Consolas" w:hAnsi="Consolas"/>
+          <w:i/>
+          <w:iCs/>
+          <w:color w:val="52514E"/>
+          <w:sz w:val="16"/>
+          <w:szCs w:val="16"/>
+        </w:rPr>
         <w:t xml:space="preserve">clip_manifest.csv</w:t>
       </w:r>
       <w:r>
@@ -529,7 +550,7 @@
           <w:sz w:val="26"/>
           <w:szCs w:val="26"/>
         </w:rPr>
-        <w:t xml:space="preserve">The first stage segments each programme into fixed 30-second clips with FFmpeg, using stream copy so nothing is re-encoded. Every clip's duration is verified with FFprobe after it is written, and each worker writes to a temporary file and renames on success, so an interrupted run cannot leave a truncated MP4 behind.</w:t>
+        <w:t xml:space="preserve">The first stage cuts each programme into fixed 30-second clips with FFmpeg, using stream copy so nothing is re-encoded. Every clip is FFprobe-verified after writing, and each worker renames on success, so an interrupted run cannot leave a truncated file behind.</w:t>
       </w:r>
     </w:p>
     <w:p>
@@ -664,7 +685,28 @@
           <w:sz w:val="20"/>
           <w:szCs w:val="20"/>
         </w:rPr>
-        <w:t xml:space="preserve"> notebook 01, the metadata stage; then Table II of the paper on screen.</w:t>
+        <w:t xml:space="preserve"> </w:t>
+      </w:r>
+      <w:r>
+        <w:rPr>
+          <w:rFonts w:ascii="Consolas" w:cs="Consolas" w:eastAsia="Consolas" w:hAnsi="Consolas"/>
+          <w:i/>
+          <w:iCs/>
+          <w:color w:val="52514E"/>
+          <w:sz w:val="16"/>
+          <w:szCs w:val="16"/>
+        </w:rPr>
+        <w:t xml:space="preserve">01_metadata_pipeline.ipynb</w:t>
+      </w:r>
+      <w:r>
+        <w:rPr>
+          <w:i/>
+          <w:iCs/>
+          <w:color w:val="52514E"/>
+          <w:sz w:val="20"/>
+          <w:szCs w:val="20"/>
+        </w:rPr>
+        <w:t xml:space="preserve">, the metadata stage; then Table II of the paper.</w:t>
       </w:r>
     </w:p>
     <w:p>
@@ -726,7 +768,7 @@
           <w:sz w:val="26"/>
           <w:szCs w:val="26"/>
         </w:rPr>
-        <w:t xml:space="preserve">Transcript comes from Whisper small and Whisper turbo. On-screen text from Tesseract and EasyOCR — one a classical line recogniser, the other a neural detection and recognition stack. Keywords from KeyBERT, YAKE and TF-IDF. Visual tags from CLIP ViT-B/32 and ViT-L/14 against a 34-label controlled vocabulary. People count from BLIP visual question answering, ViLT visual question answering, and DETR — a captioning model, a transformer, and a convolutional detector, three unrelated routes to one integer. An optional hosted Gemini annotator can contribute one further vote.</w:t>
+        <w:t xml:space="preserve">Transcript comes from two Whisper checkpoints. On-screen text from Tesseract and EasyOCR — one a classical line recogniser, the other a neural detection stack. Keywords from KeyBERT, YAKE and TF-IDF. Visual tags from two CLIP variants against a 34-label vocabulary. And people count from BLIP visual question answering, ViLT, and DETR — a captioning model, a transformer, and a convolutional detector: three unrelated routes to one integer.</w:t>
       </w:r>
     </w:p>
     <w:p>
@@ -1382,7 +1424,7 @@
                 <w:sz w:val="26"/>
                 <w:szCs w:val="26"/>
               </w:rPr>
-              <w:t xml:space="preserve">5:45 – 7:00 · Evaluation and results</w:t>
+              <w:t xml:space="preserve">5:45 – 6:30 · How the system is evaluated</w:t>
             </w:r>
           </w:p>
         </w:tc>
@@ -1412,24 +1454,66 @@
           <w:sz w:val="20"/>
           <w:szCs w:val="20"/>
         </w:rPr>
-        <w:t xml:space="preserve"> the four figures from the paper in turn.</w:t>
-      </w:r>
-    </w:p>
-    <w:p>
-      <w:pPr>
-        <w:pBdr>
-          <w:left w:val="single" w:color="D8D7D2" w:sz="12" w:space="10"/>
-        </w:pBdr>
-        <w:spacing w:after="200" w:line="340" w:lineRule="auto"/>
-        <w:ind w:left="340"/>
-      </w:pPr>
-      <w:r>
-        <w:rPr>
-          <w:color w:val="0B0B0B"/>
-          <w:sz w:val="26"/>
-          <w:szCs w:val="26"/>
-        </w:rPr>
-        <w:t xml:space="preserve">Five experiments evaluate the system. </w:t>
+        <w:t xml:space="preserve"> </w:t>
+      </w:r>
+      <w:r>
+        <w:rPr>
+          <w:rFonts w:ascii="Consolas" w:cs="Consolas" w:eastAsia="Consolas" w:hAnsi="Consolas"/>
+          <w:i/>
+          <w:iCs/>
+          <w:color w:val="52514E"/>
+          <w:sz w:val="16"/>
+          <w:szCs w:val="16"/>
+        </w:rPr>
+        <w:t xml:space="preserve">02_vlm_benchmark.ipynb</w:t>
+      </w:r>
+      <w:r>
+        <w:rPr>
+          <w:i/>
+          <w:iCs/>
+          <w:color w:val="52514E"/>
+          <w:sz w:val="20"/>
+          <w:szCs w:val="20"/>
+        </w:rPr>
+        <w:t xml:space="preserve"> resuming from its prediction caches, then </w:t>
+      </w:r>
+      <w:r>
+        <w:rPr>
+          <w:rFonts w:ascii="Consolas" w:cs="Consolas" w:eastAsia="Consolas" w:hAnsi="Consolas"/>
+          <w:i/>
+          <w:iCs/>
+          <w:color w:val="52514E"/>
+          <w:sz w:val="16"/>
+          <w:szCs w:val="16"/>
+        </w:rPr>
+        <w:t xml:space="preserve">03_vlm_benchmark.ipynb</w:t>
+      </w:r>
+      <w:r>
+        <w:rPr>
+          <w:i/>
+          <w:iCs/>
+          <w:color w:val="52514E"/>
+          <w:sz w:val="20"/>
+          <w:szCs w:val="20"/>
+        </w:rPr>
+        <w:t xml:space="preserve"> rebuilding the comparison tables.</w:t>
+      </w:r>
+    </w:p>
+    <w:p>
+      <w:pPr>
+        <w:pBdr>
+          <w:left w:val="single" w:color="D8D7D2" w:sz="12" w:space="10"/>
+        </w:pBdr>
+        <w:spacing w:after="200" w:line="340" w:lineRule="auto"/>
+        <w:ind w:left="340"/>
+      </w:pPr>
+      <w:r>
+        <w:rPr>
+          <w:color w:val="0B0B0B"/>
+          <w:sz w:val="26"/>
+          <w:szCs w:val="26"/>
+        </w:rPr>
+        <w:t xml:space="preserve">Evaluation is split across two notebooks, and the split is deliberate. </w:t>
       </w:r>
       <w:r>
         <w:rPr>
@@ -1452,56 +1536,20 @@
       </w:pPr>
       <w:r>
         <w:rPr>
-          <w:color w:val="0B0B0B"/>
-          <w:sz w:val="26"/>
-          <w:szCs w:val="26"/>
-        </w:rPr>
-        <w:t xml:space="preserve">The headline result is this. </w:t>
-      </w:r>
-      <w:r>
-        <w:rPr>
-          <w:b/>
-          <w:bCs/>
-          <w:color w:val="0B0B0B"/>
-          <w:sz w:val="26"/>
-          <w:szCs w:val="26"/>
-        </w:rPr>
-        <w:t xml:space="preserve">Agreement ranks fields by how independent their sources are, not by how hard the task is.</w:t>
-      </w:r>
-      <w:r>
-        <w:rPr>
-          <w:color w:val="0B0B0B"/>
-          <w:sz w:val="26"/>
-          <w:szCs w:val="26"/>
-        </w:rPr>
-        <w:t xml:space="preserve"> People count, with four unrelated families, reaches 0.812. Keywords reach 0.173 — because all three extractors read the same Whisper transcript. Three views of one input are not three sources of evidence, and the system's own numbers expose that. </w:t>
-      </w:r>
-      <w:r>
-        <w:rPr>
-          <w:b/>
-          <w:bCs/>
-          <w:color w:val="52514E"/>
+          <w:rFonts w:ascii="Consolas" w:cs="Consolas" w:eastAsia="Consolas" w:hAnsi="Consolas"/>
+          <w:color w:val="0B0B0B"/>
           <w:sz w:val="22"/>
           <w:szCs w:val="22"/>
         </w:rPr>
-        <w:t xml:space="preserve">[PAUSE]</w:t>
-      </w:r>
-    </w:p>
-    <w:p>
-      <w:pPr>
-        <w:pBdr>
-          <w:left w:val="single" w:color="D8D7D2" w:sz="12" w:space="10"/>
-        </w:pBdr>
-        <w:spacing w:after="200" w:line="340" w:lineRule="auto"/>
-        <w:ind w:left="340"/>
-      </w:pPr>
-      <w:r>
-        <w:rPr>
-          <w:color w:val="0B0B0B"/>
-          <w:sz w:val="26"/>
-          <w:szCs w:val="26"/>
-        </w:rPr>
-        <w:t xml:space="preserve">On-screen text conflicts on 53.4% of clips and reaches high agreement on none — the veto working exactly as specified, and the cost of it now measured. </w:t>
+        <w:t xml:space="preserve">02_vlm_benchmark.ipynb</w:t>
+      </w:r>
+      <w:r>
+        <w:rPr>
+          <w:color w:val="0B0B0B"/>
+          <w:sz w:val="26"/>
+          <w:szCs w:val="26"/>
+        </w:rPr>
+        <w:t xml:space="preserve"> runs the seven vision-language models over every clip under one protocol — four frames, one prompt, greedy decoding, the same 34-label vocabulary. It writes one prediction cache per model and it is fully resumable: a re-run loads the cache, retries only the records that failed, and skips everything already done. An interrupted GPU job costs nothing. Each cache also carries a prompt version, so a cache written against an older prompt is ignored rather than silently mixed into current results. </w:t>
       </w:r>
       <w:r>
         <w:rPr>
@@ -1524,83 +1572,20 @@
       </w:pPr>
       <w:r>
         <w:rPr>
-          <w:color w:val="0B0B0B"/>
-          <w:sz w:val="26"/>
-          <w:szCs w:val="26"/>
-        </w:rPr>
-        <w:t xml:space="preserve">Robustness is field-specific, not system-wide. Under blur, visual tagging holds 0.96 of its output while on-screen text retains 0.07 — a thirteen-fold difference under one perturbation. </w:t>
-      </w:r>
-      <w:r>
-        <w:rPr>
-          <w:b/>
-          <w:bCs/>
-          <w:color w:val="52514E"/>
+          <w:rFonts w:ascii="Consolas" w:cs="Consolas" w:eastAsia="Consolas" w:hAnsi="Consolas"/>
+          <w:color w:val="0B0B0B"/>
           <w:sz w:val="22"/>
           <w:szCs w:val="22"/>
         </w:rPr>
-        <w:t xml:space="preserve">[PAUSE]</w:t>
-      </w:r>
-    </w:p>
-    <w:p>
-      <w:pPr>
-        <w:pBdr>
-          <w:left w:val="single" w:color="D8D7D2" w:sz="12" w:space="10"/>
-        </w:pBdr>
-        <w:spacing w:after="200" w:line="340" w:lineRule="auto"/>
-        <w:ind w:left="340"/>
-      </w:pPr>
-      <w:r>
-        <w:rPr>
-          <w:color w:val="0B0B0B"/>
-          <w:sz w:val="26"/>
-          <w:szCs w:val="26"/>
-        </w:rPr>
-        <w:t xml:space="preserve">The hosted annotator refuted my own hypothesis: it agrees with the local consensus only 42% of the time, yet rewrites 49% of published tag sets. </w:t>
-      </w:r>
-      <w:r>
-        <w:rPr>
-          <w:b/>
-          <w:bCs/>
-          <w:color w:val="52514E"/>
-          <w:sz w:val="22"/>
-          <w:szCs w:val="22"/>
-        </w:rPr>
-        <w:t xml:space="preserve">[PAUSE]</w:t>
-      </w:r>
-    </w:p>
-    <w:p>
-      <w:pPr>
-        <w:pBdr>
-          <w:left w:val="single" w:color="D8D7D2" w:sz="12" w:space="10"/>
-        </w:pBdr>
-        <w:spacing w:after="200" w:line="340" w:lineRule="auto"/>
-        <w:ind w:left="340"/>
-      </w:pPr>
-      <w:r>
-        <w:rPr>
-          <w:color w:val="0B0B0B"/>
-          <w:sz w:val="26"/>
-          <w:szCs w:val="26"/>
-        </w:rPr>
-        <w:t xml:space="preserve">And in a benchmark of seven open-weight vision-language models over 21,489 scores, the </w:t>
-      </w:r>
-      <w:r>
-        <w:rPr>
-          <w:i/>
-          <w:iCs/>
-          <w:color w:val="0B0B0B"/>
-          <w:sz w:val="26"/>
-          <w:szCs w:val="26"/>
-        </w:rPr>
-        <w:t xml:space="preserve">smallest</w:t>
-      </w:r>
-      <w:r>
-        <w:rPr>
-          <w:color w:val="0B0B0B"/>
-          <w:sz w:val="26"/>
-          <w:szCs w:val="26"/>
-        </w:rPr>
-        <w:t xml:space="preserve"> model, InternVL3-2B, leads three of five fields and beats its own 8B sibling. Scale did not predict agreement. Eight of eleven things I expected turned out to be wrong, and those are the findings worth having.</w:t>
+        <w:t xml:space="preserve">03_vlm_benchmark.ipynb</w:t>
+      </w:r>
+      <w:r>
+        <w:rPr>
+          <w:color w:val="0B0B0B"/>
+          <w:sz w:val="26"/>
+          <w:szCs w:val="26"/>
+        </w:rPr>
+        <w:t xml:space="preserve"> loads no models at all and needs no GPU. It reads the ground truth and those caches and produces every comparison table in seconds. That separation is the single highest-value structural decision in the project: scoring can be corrected and re-run without paying for inference again.</w:t>
       </w:r>
     </w:p>
     <w:p>
@@ -1652,7 +1637,7 @@
                 <w:sz w:val="26"/>
                 <w:szCs w:val="26"/>
               </w:rPr>
-              <w:t xml:space="preserve">7:00 – 7:40 · Limitations and future work</w:t>
+              <w:t xml:space="preserve">6:30 – 7:30 · What the evaluation found</w:t>
             </w:r>
           </w:p>
         </w:tc>
@@ -1682,41 +1667,195 @@
           <w:sz w:val="20"/>
           <w:szCs w:val="20"/>
         </w:rPr>
-        <w:t xml:space="preserve"> the limitations section of the paper.</w:t>
-      </w:r>
-    </w:p>
-    <w:p>
-      <w:pPr>
-        <w:pBdr>
-          <w:left w:val="single" w:color="D8D7D2" w:sz="12" w:space="10"/>
-        </w:pBdr>
-        <w:spacing w:after="200" w:line="340" w:lineRule="auto"/>
-        <w:ind w:left="340"/>
-      </w:pPr>
-      <w:r>
-        <w:rPr>
-          <w:color w:val="0B0B0B"/>
-          <w:sz w:val="26"/>
-          <w:szCs w:val="26"/>
-        </w:rPr>
-        <w:t xml:space="preserve">The limitations are real and stated plainly. There is no human reference, so every number measures corroboration, never accuracy. Two ablations are underpowered, at eight and five clips. Two of my source pairs are correlated, which inflates their fields. And corroboration is blind to upstream error — if speech recognition fails, all three keyword extractors agree on the same wrong text.</w:t>
-      </w:r>
-    </w:p>
-    <w:p>
-      <w:pPr>
-        <w:pBdr>
-          <w:left w:val="single" w:color="D8D7D2" w:sz="12" w:space="10"/>
-        </w:pBdr>
-        <w:spacing w:after="200" w:line="340" w:lineRule="auto"/>
-        <w:ind w:left="340"/>
-      </w:pPr>
-      <w:r>
-        <w:rPr>
-          <w:color w:val="0B0B0B"/>
-          <w:sz w:val="26"/>
-          <w:szCs w:val="26"/>
-        </w:rPr>
-        <w:t xml:space="preserve">The most valuable next step is small: a few hundred human-annotated clips would convert every agreement figure in this project into a measure of validity. Beyond that — per-source reliability weights, an audio-capable benchmark model, shot-aware segmentation, and speaker diarisation.</w:t>
+        <w:t xml:space="preserve"> the four figures from the paper in turn.</w:t>
+      </w:r>
+    </w:p>
+    <w:p>
+      <w:pPr>
+        <w:pBdr>
+          <w:left w:val="single" w:color="D8D7D2" w:sz="12" w:space="10"/>
+        </w:pBdr>
+        <w:spacing w:after="200" w:line="340" w:lineRule="auto"/>
+        <w:ind w:left="340"/>
+      </w:pPr>
+      <w:r>
+        <w:rPr>
+          <w:color w:val="0B0B0B"/>
+          <w:sz w:val="26"/>
+          <w:szCs w:val="26"/>
+        </w:rPr>
+        <w:t xml:space="preserve">Five experiments evaluate the system. </w:t>
+      </w:r>
+      <w:r>
+        <w:rPr>
+          <w:b/>
+          <w:bCs/>
+          <w:color w:val="52514E"/>
+          <w:sz w:val="22"/>
+          <w:szCs w:val="22"/>
+        </w:rPr>
+        <w:t xml:space="preserve">[PAUSE]</w:t>
+      </w:r>
+    </w:p>
+    <w:p>
+      <w:pPr>
+        <w:pBdr>
+          <w:left w:val="single" w:color="D8D7D2" w:sz="12" w:space="10"/>
+        </w:pBdr>
+        <w:spacing w:after="200" w:line="340" w:lineRule="auto"/>
+        <w:ind w:left="340"/>
+      </w:pPr>
+      <w:r>
+        <w:rPr>
+          <w:color w:val="0B0B0B"/>
+          <w:sz w:val="26"/>
+          <w:szCs w:val="26"/>
+        </w:rPr>
+        <w:t xml:space="preserve">The headline result is this. </w:t>
+      </w:r>
+      <w:r>
+        <w:rPr>
+          <w:b/>
+          <w:bCs/>
+          <w:color w:val="0B0B0B"/>
+          <w:sz w:val="26"/>
+          <w:szCs w:val="26"/>
+        </w:rPr>
+        <w:t xml:space="preserve">Agreement ranks fields by how independent their sources are, not by how hard the task is.</w:t>
+      </w:r>
+      <w:r>
+        <w:rPr>
+          <w:color w:val="0B0B0B"/>
+          <w:sz w:val="26"/>
+          <w:szCs w:val="26"/>
+        </w:rPr>
+        <w:t xml:space="preserve"> People count, with four unrelated families, reaches 0.812. Keywords reach 0.173 — because all three extractors read the same Whisper transcript. Three views of one input are not three sources of evidence, and the system's own numbers expose that. </w:t>
+      </w:r>
+      <w:r>
+        <w:rPr>
+          <w:b/>
+          <w:bCs/>
+          <w:color w:val="52514E"/>
+          <w:sz w:val="22"/>
+          <w:szCs w:val="22"/>
+        </w:rPr>
+        <w:t xml:space="preserve">[PAUSE]</w:t>
+      </w:r>
+    </w:p>
+    <w:p>
+      <w:pPr>
+        <w:pBdr>
+          <w:left w:val="single" w:color="D8D7D2" w:sz="12" w:space="10"/>
+        </w:pBdr>
+        <w:spacing w:after="200" w:line="340" w:lineRule="auto"/>
+        <w:ind w:left="340"/>
+      </w:pPr>
+      <w:r>
+        <w:rPr>
+          <w:color w:val="0B0B0B"/>
+          <w:sz w:val="26"/>
+          <w:szCs w:val="26"/>
+        </w:rPr>
+        <w:t xml:space="preserve">On-screen text conflicts on 53.4% of clips and reaches high agreement on none — the veto working as specified, with its cost now measured. </w:t>
+      </w:r>
+      <w:r>
+        <w:rPr>
+          <w:b/>
+          <w:bCs/>
+          <w:color w:val="52514E"/>
+          <w:sz w:val="22"/>
+          <w:szCs w:val="22"/>
+        </w:rPr>
+        <w:t xml:space="preserve">[PAUSE]</w:t>
+      </w:r>
+    </w:p>
+    <w:p>
+      <w:pPr>
+        <w:pBdr>
+          <w:left w:val="single" w:color="D8D7D2" w:sz="12" w:space="10"/>
+        </w:pBdr>
+        <w:spacing w:after="200" w:line="340" w:lineRule="auto"/>
+        <w:ind w:left="340"/>
+      </w:pPr>
+      <w:r>
+        <w:rPr>
+          <w:color w:val="0B0B0B"/>
+          <w:sz w:val="26"/>
+          <w:szCs w:val="26"/>
+        </w:rPr>
+        <w:t xml:space="preserve">Robustness is field-specific, not system-wide. Under blur, visual tagging holds 0.96 of its output while on-screen text retains 0.07 — a thirteen-fold difference under one perturbation. </w:t>
+      </w:r>
+      <w:r>
+        <w:rPr>
+          <w:b/>
+          <w:bCs/>
+          <w:color w:val="52514E"/>
+          <w:sz w:val="22"/>
+          <w:szCs w:val="22"/>
+        </w:rPr>
+        <w:t xml:space="preserve">[PAUSE]</w:t>
+      </w:r>
+    </w:p>
+    <w:p>
+      <w:pPr>
+        <w:pBdr>
+          <w:left w:val="single" w:color="D8D7D2" w:sz="12" w:space="10"/>
+        </w:pBdr>
+        <w:spacing w:after="200" w:line="340" w:lineRule="auto"/>
+        <w:ind w:left="340"/>
+      </w:pPr>
+      <w:r>
+        <w:rPr>
+          <w:color w:val="0B0B0B"/>
+          <w:sz w:val="26"/>
+          <w:szCs w:val="26"/>
+        </w:rPr>
+        <w:t xml:space="preserve">The hosted annotator refuted my own hypothesis: it agrees with the local consensus only 42% of the time, yet rewrites 49% of published tag sets. </w:t>
+      </w:r>
+      <w:r>
+        <w:rPr>
+          <w:b/>
+          <w:bCs/>
+          <w:color w:val="52514E"/>
+          <w:sz w:val="22"/>
+          <w:szCs w:val="22"/>
+        </w:rPr>
+        <w:t xml:space="preserve">[PAUSE]</w:t>
+      </w:r>
+    </w:p>
+    <w:p>
+      <w:pPr>
+        <w:pBdr>
+          <w:left w:val="single" w:color="D8D7D2" w:sz="12" w:space="10"/>
+        </w:pBdr>
+        <w:spacing w:after="200" w:line="340" w:lineRule="auto"/>
+        <w:ind w:left="340"/>
+      </w:pPr>
+      <w:r>
+        <w:rPr>
+          <w:color w:val="0B0B0B"/>
+          <w:sz w:val="26"/>
+          <w:szCs w:val="26"/>
+        </w:rPr>
+        <w:t xml:space="preserve">And across the seven benchmark models, the </w:t>
+      </w:r>
+      <w:r>
+        <w:rPr>
+          <w:i/>
+          <w:iCs/>
+          <w:color w:val="0B0B0B"/>
+          <w:sz w:val="26"/>
+          <w:szCs w:val="26"/>
+        </w:rPr>
+        <w:t xml:space="preserve">smallest</w:t>
+      </w:r>
+      <w:r>
+        <w:rPr>
+          <w:color w:val="0B0B0B"/>
+          <w:sz w:val="26"/>
+          <w:szCs w:val="26"/>
+        </w:rPr>
+        <w:t xml:space="preserve"> — InternVL3-2B — leads three of five fields and beats its own 8B sibling. Scale did not predict agreement. Eight of eleven things I expected turned out to be wrong, and those are the findings worth having.</w:t>
       </w:r>
     </w:p>
     <w:p>
@@ -1768,7 +1907,123 @@
                 <w:sz w:val="26"/>
                 <w:szCs w:val="26"/>
               </w:rPr>
-              <w:t xml:space="preserve">7:40 – 8:00 · Close</w:t>
+              <w:t xml:space="preserve">7:30 – 8:10 · Limitations and future work</w:t>
+            </w:r>
+          </w:p>
+        </w:tc>
+      </w:tr>
+    </w:tbl>
+    <w:p>
+      <w:pPr>
+        <w:spacing w:after="160"/>
+      </w:pPr>
+      <w:r>
+        <w:rPr>
+          <w:b/>
+          <w:bCs/>
+          <w:i/>
+          <w:iCs/>
+          <w:color w:val="52514E"/>
+          <w:sz w:val="20"/>
+          <w:szCs w:val="20"/>
+        </w:rPr>
+        <w:t xml:space="preserve">On screen:</w:t>
+      </w:r>
+      <w:r>
+        <w:rPr>
+          <w:i/>
+          <w:iCs/>
+          <w:color w:val="52514E"/>
+          <w:sz w:val="20"/>
+          <w:szCs w:val="20"/>
+        </w:rPr>
+        <w:t xml:space="preserve"> the limitations section of the paper.</w:t>
+      </w:r>
+    </w:p>
+    <w:p>
+      <w:pPr>
+        <w:pBdr>
+          <w:left w:val="single" w:color="D8D7D2" w:sz="12" w:space="10"/>
+        </w:pBdr>
+        <w:spacing w:after="200" w:line="340" w:lineRule="auto"/>
+        <w:ind w:left="340"/>
+      </w:pPr>
+      <w:r>
+        <w:rPr>
+          <w:color w:val="0B0B0B"/>
+          <w:sz w:val="26"/>
+          <w:szCs w:val="26"/>
+        </w:rPr>
+        <w:t xml:space="preserve">The limitations are real and stated plainly. There is no human reference, so every number measures corroboration, never accuracy. Two ablations are underpowered, at eight and five clips. Two of my source pairs are correlated, which inflates their fields. And corroboration is blind to upstream error — if speech recognition fails, all three keyword extractors agree on the same wrong text.</w:t>
+      </w:r>
+    </w:p>
+    <w:p>
+      <w:pPr>
+        <w:pBdr>
+          <w:left w:val="single" w:color="D8D7D2" w:sz="12" w:space="10"/>
+        </w:pBdr>
+        <w:spacing w:after="200" w:line="340" w:lineRule="auto"/>
+        <w:ind w:left="340"/>
+      </w:pPr>
+      <w:r>
+        <w:rPr>
+          <w:color w:val="0B0B0B"/>
+          <w:sz w:val="26"/>
+          <w:szCs w:val="26"/>
+        </w:rPr>
+        <w:t xml:space="preserve">The most valuable next step is small: a few hundred human-annotated clips would convert every agreement figure in this project into a measure of validity. Beyond that — per-source reliability weights, an audio-capable benchmark model, shot-aware segmentation, and speaker diarisation.</w:t>
+      </w:r>
+    </w:p>
+    <w:p>
+      <w:pPr>
+        <w:spacing w:after="120" w:before="320"/>
+      </w:pPr>
+    </w:p>
+    <w:tbl>
+      <w:tblPr>
+        <w:tblW w:type="dxa" w:w="9360"/>
+        <w:tblBorders>
+          <w:top w:val="single" w:color="auto" w:sz="4"/>
+          <w:left w:val="single" w:color="auto" w:sz="4"/>
+          <w:bottom w:val="single" w:color="auto" w:sz="4"/>
+          <w:right w:val="single" w:color="auto" w:sz="4"/>
+          <w:insideH w:val="single" w:color="auto" w:sz="4"/>
+          <w:insideV w:val="single" w:color="auto" w:sz="4"/>
+        </w:tblBorders>
+      </w:tblPr>
+      <w:tblGrid>
+        <w:gridCol w:w="9360"/>
+      </w:tblGrid>
+      <w:tr>
+        <w:tc>
+          <w:tcPr>
+            <w:tcBorders>
+              <w:top w:val="none"/>
+              <w:left w:val="none"/>
+              <w:bottom w:val="none"/>
+              <w:right w:val="none"/>
+            </w:tcBorders>
+            <w:shd w:fill="EFEFEC" w:color="auto" w:val="clear"/>
+            <w:tcMar>
+              <w:top w:type="dxa" w:w="90"/>
+              <w:left w:type="dxa" w:w="140"/>
+              <w:bottom w:type="dxa" w:w="90"/>
+              <w:right w:type="dxa" w:w="140"/>
+            </w:tcMar>
+          </w:tcPr>
+          <w:p>
+            <w:pPr>
+              <w:spacing w:after="0"/>
+            </w:pPr>
+            <w:r>
+              <w:rPr>
+                <w:b/>
+                <w:bCs/>
+                <w:color w:val="0B0B0B"/>
+                <w:sz w:val="26"/>
+                <w:szCs w:val="26"/>
+              </w:rPr>
+              <w:t xml:space="preserve">8:10 – 8:30 · Close</w:t>
             </w:r>
           </w:p>
         </w:tc>
